--- a/docs/demo-industrial-fmi/deliverables/Jneopallium-Industrial-LoopGuardian-Training-Guide-EN.docx
+++ b/docs/demo-industrial-fmi/deliverables/Jneopallium-Industrial-LoopGuardian-Training-Guide-EN.docx
@@ -3526,6 +3526,525 @@
     <w:p>
       <w:pPr>
         <w:keepNext/>
+        <w:spacing w:before="240" w:after="40"/>
+      </w:pPr>
+      <w:r>
+        <w:rPr>
+          <w:rFonts w:ascii="Calibri" w:hAnsi="Calibri"/>
+          <w:b/>
+          <w:color w:val="1C5D99"/>
+          <w:sz w:val="26"/>
+        </w:rPr>
+        <w:t>The machine-health condition-monitoring subsystem</w:t>
+      </w:r>
+    </w:p>
+    <w:p>
+      <w:pPr>
+        <w:spacing w:after="120"/>
+      </w:pPr>
+      <w:r>
+        <w:rPr>
+          <w:rFonts w:ascii="Calibri" w:hAnsi="Calibri"/>
+          <w:i w:val="0"/>
+          <w:color w:val="141B2E"/>
+          <w:sz w:val="21"/>
+        </w:rPr>
+        <w:t xml:space="preserve">Alongside the four maintenance-and-energy heads, the updated model includes a multimodal </w:t>
+      </w:r>
+      <w:r>
+        <w:rPr>
+          <w:rFonts w:ascii="Calibri" w:hAnsi="Calibri"/>
+          <w:b/>
+          <w:i w:val="0"/>
+          <w:color w:val="141B2E"/>
+          <w:sz w:val="21"/>
+        </w:rPr>
+        <w:t>machine-health</w:t>
+      </w:r>
+      <w:r>
+        <w:rPr>
+          <w:rFonts w:ascii="Calibri" w:hAnsi="Calibri"/>
+          <w:i w:val="0"/>
+          <w:color w:val="141B2E"/>
+          <w:sz w:val="21"/>
+        </w:rPr>
+        <w:t xml:space="preserve"> subsystem (acoustic + vibration) implemented as a Java runtime layer. Its feature extractors, operating-regime normalisation, baseline / domain-shift scoring, fault hypotheses, and advisory gate are designed to be trained and validated on public condition-monitoring datasets:</w:t>
+      </w:r>
+    </w:p>
+    <w:tbl>
+      <w:tblPr>
+        <w:tblW w:type="auto" w:w="0"/>
+        <w:jc w:val="center"/>
+        <w:tblLook w:firstColumn="1" w:firstRow="1" w:lastColumn="0" w:lastRow="0" w:noHBand="0" w:noVBand="1" w:val="04A0"/>
+        <w:tblBorders>
+          <w:top w:val="single" w:sz="4" w:space="0" w:color="D6DBE5"/>
+          <w:left w:val="single" w:sz="4" w:space="0" w:color="D6DBE5"/>
+          <w:bottom w:val="single" w:sz="4" w:space="0" w:color="D6DBE5"/>
+          <w:right w:val="single" w:sz="4" w:space="0" w:color="D6DBE5"/>
+          <w:insideH w:val="single" w:sz="4" w:space="0" w:color="D6DBE5"/>
+          <w:insideV w:val="single" w:sz="4" w:space="0" w:color="D6DBE5"/>
+        </w:tblBorders>
+      </w:tblPr>
+      <w:tblGrid>
+        <w:gridCol w:w="4586"/>
+        <w:gridCol w:w="4586"/>
+      </w:tblGrid>
+      <w:tr>
+        <w:tc>
+          <w:tcPr>
+            <w:tcW w:type="dxa" w:w="3744"/>
+            <w:shd w:val="clear" w:color="auto" w:fill="0E7C86"/>
+            <w:tcMar>
+              <w:top w:w="60" w:type="dxa"/>
+              <w:bottom w:w="60" w:type="dxa"/>
+              <w:start w:w="110" w:type="dxa"/>
+              <w:end w:w="110" w:type="dxa"/>
+            </w:tcMar>
+            <w:vAlign w:val="center"/>
+          </w:tcPr>
+          <w:p>
+            <w:pPr>
+              <w:spacing w:after="0"/>
+            </w:pPr>
+            <w:r>
+              <w:rPr>
+                <w:rFonts w:ascii="Calibri" w:hAnsi="Calibri"/>
+                <w:b/>
+                <w:color w:val="FFFFFF"/>
+                <w:sz w:val="19"/>
+              </w:rPr>
+              <w:t>Dataset</w:t>
+            </w:r>
+          </w:p>
+        </w:tc>
+        <w:tc>
+          <w:tcPr>
+            <w:tcW w:type="dxa" w:w="6048"/>
+            <w:shd w:val="clear" w:color="auto" w:fill="0E7C86"/>
+            <w:tcMar>
+              <w:top w:w="60" w:type="dxa"/>
+              <w:bottom w:w="60" w:type="dxa"/>
+              <w:start w:w="110" w:type="dxa"/>
+              <w:end w:w="110" w:type="dxa"/>
+            </w:tcMar>
+            <w:vAlign w:val="center"/>
+          </w:tcPr>
+          <w:p>
+            <w:pPr>
+              <w:spacing w:after="0"/>
+            </w:pPr>
+            <w:r>
+              <w:rPr>
+                <w:rFonts w:ascii="Calibri" w:hAnsi="Calibri"/>
+                <w:b/>
+                <w:color w:val="FFFFFF"/>
+                <w:sz w:val="19"/>
+              </w:rPr>
+              <w:t>Role</w:t>
+            </w:r>
+          </w:p>
+        </w:tc>
+      </w:tr>
+      <w:tr>
+        <w:tc>
+          <w:tcPr>
+            <w:tcW w:type="dxa" w:w="3744"/>
+            <w:shd w:val="clear" w:color="auto" w:fill="F4F7FB"/>
+            <w:tcMar>
+              <w:top w:w="60" w:type="dxa"/>
+              <w:bottom w:w="60" w:type="dxa"/>
+              <w:start w:w="110" w:type="dxa"/>
+              <w:end w:w="110" w:type="dxa"/>
+            </w:tcMar>
+            <w:vAlign w:val="center"/>
+          </w:tcPr>
+          <w:p>
+            <w:pPr>
+              <w:spacing w:after="0" w:line="252" w:lineRule="auto"/>
+            </w:pPr>
+            <w:r>
+              <w:rPr>
+                <w:rFonts w:ascii="Calibri" w:hAnsi="Calibri"/>
+                <w:i w:val="0"/>
+                <w:color w:val="141B2E"/>
+                <w:sz w:val="19"/>
+              </w:rPr>
+              <w:t>MIMII</w:t>
+            </w:r>
+          </w:p>
+        </w:tc>
+        <w:tc>
+          <w:tcPr>
+            <w:tcW w:type="dxa" w:w="6048"/>
+            <w:shd w:val="clear" w:color="auto" w:fill="F4F7FB"/>
+            <w:tcMar>
+              <w:top w:w="60" w:type="dxa"/>
+              <w:bottom w:w="60" w:type="dxa"/>
+              <w:start w:w="110" w:type="dxa"/>
+              <w:end w:w="110" w:type="dxa"/>
+            </w:tcMar>
+            <w:vAlign w:val="center"/>
+          </w:tcPr>
+          <w:p>
+            <w:pPr>
+              <w:spacing w:after="0" w:line="252" w:lineRule="auto"/>
+            </w:pPr>
+            <w:r>
+              <w:rPr>
+                <w:rFonts w:ascii="Calibri" w:hAnsi="Calibri"/>
+                <w:i w:val="0"/>
+                <w:color w:val="141B2E"/>
+                <w:sz w:val="19"/>
+              </w:rPr>
+              <w:t>Industrial machine sound under normal and faulty conditions</w:t>
+            </w:r>
+          </w:p>
+        </w:tc>
+      </w:tr>
+      <w:tr>
+        <w:tc>
+          <w:tcPr>
+            <w:tcW w:type="dxa" w:w="3744"/>
+            <w:shd w:val="clear" w:color="auto" w:fill="FFFFFF"/>
+            <w:tcMar>
+              <w:top w:w="60" w:type="dxa"/>
+              <w:bottom w:w="60" w:type="dxa"/>
+              <w:start w:w="110" w:type="dxa"/>
+              <w:end w:w="110" w:type="dxa"/>
+            </w:tcMar>
+            <w:vAlign w:val="center"/>
+          </w:tcPr>
+          <w:p>
+            <w:pPr>
+              <w:spacing w:after="0" w:line="252" w:lineRule="auto"/>
+            </w:pPr>
+            <w:r>
+              <w:rPr>
+                <w:rFonts w:ascii="Calibri" w:hAnsi="Calibri"/>
+                <w:i w:val="0"/>
+                <w:color w:val="141B2E"/>
+                <w:sz w:val="19"/>
+              </w:rPr>
+              <w:t>DCASE machine-condition</w:t>
+            </w:r>
+          </w:p>
+        </w:tc>
+        <w:tc>
+          <w:tcPr>
+            <w:tcW w:type="dxa" w:w="6048"/>
+            <w:shd w:val="clear" w:color="auto" w:fill="FFFFFF"/>
+            <w:tcMar>
+              <w:top w:w="60" w:type="dxa"/>
+              <w:bottom w:w="60" w:type="dxa"/>
+              <w:start w:w="110" w:type="dxa"/>
+              <w:end w:w="110" w:type="dxa"/>
+            </w:tcMar>
+            <w:vAlign w:val="center"/>
+          </w:tcPr>
+          <w:p>
+            <w:pPr>
+              <w:spacing w:after="0" w:line="252" w:lineRule="auto"/>
+            </w:pPr>
+            <w:r>
+              <w:rPr>
+                <w:rFonts w:ascii="Calibri" w:hAnsi="Calibri"/>
+                <w:i w:val="0"/>
+                <w:color w:val="141B2E"/>
+                <w:sz w:val="19"/>
+              </w:rPr>
+              <w:t>Acoustic anomaly-detection benchmark</w:t>
+            </w:r>
+          </w:p>
+        </w:tc>
+      </w:tr>
+      <w:tr>
+        <w:tc>
+          <w:tcPr>
+            <w:tcW w:type="dxa" w:w="3744"/>
+            <w:shd w:val="clear" w:color="auto" w:fill="F4F7FB"/>
+            <w:tcMar>
+              <w:top w:w="60" w:type="dxa"/>
+              <w:bottom w:w="60" w:type="dxa"/>
+              <w:start w:w="110" w:type="dxa"/>
+              <w:end w:w="110" w:type="dxa"/>
+            </w:tcMar>
+            <w:vAlign w:val="center"/>
+          </w:tcPr>
+          <w:p>
+            <w:pPr>
+              <w:spacing w:after="0" w:line="252" w:lineRule="auto"/>
+            </w:pPr>
+            <w:r>
+              <w:rPr>
+                <w:rFonts w:ascii="Calibri" w:hAnsi="Calibri"/>
+                <w:i w:val="0"/>
+                <w:color w:val="141B2E"/>
+                <w:sz w:val="19"/>
+              </w:rPr>
+              <w:t>MIMII DUE / DG</w:t>
+            </w:r>
+          </w:p>
+        </w:tc>
+        <w:tc>
+          <w:tcPr>
+            <w:tcW w:type="dxa" w:w="6048"/>
+            <w:shd w:val="clear" w:color="auto" w:fill="F4F7FB"/>
+            <w:tcMar>
+              <w:top w:w="60" w:type="dxa"/>
+              <w:bottom w:w="60" w:type="dxa"/>
+              <w:start w:w="110" w:type="dxa"/>
+              <w:end w:w="110" w:type="dxa"/>
+            </w:tcMar>
+            <w:vAlign w:val="center"/>
+          </w:tcPr>
+          <w:p>
+            <w:pPr>
+              <w:spacing w:after="0" w:line="252" w:lineRule="auto"/>
+            </w:pPr>
+            <w:r>
+              <w:rPr>
+                <w:rFonts w:ascii="Calibri" w:hAnsi="Calibri"/>
+                <w:i w:val="0"/>
+                <w:color w:val="141B2E"/>
+                <w:sz w:val="19"/>
+              </w:rPr>
+              <w:t>Domain-shift / domain-generalisation variants</w:t>
+            </w:r>
+          </w:p>
+        </w:tc>
+      </w:tr>
+      <w:tr>
+        <w:tc>
+          <w:tcPr>
+            <w:tcW w:type="dxa" w:w="3744"/>
+            <w:shd w:val="clear" w:color="auto" w:fill="FFFFFF"/>
+            <w:tcMar>
+              <w:top w:w="60" w:type="dxa"/>
+              <w:bottom w:w="60" w:type="dxa"/>
+              <w:start w:w="110" w:type="dxa"/>
+              <w:end w:w="110" w:type="dxa"/>
+            </w:tcMar>
+            <w:vAlign w:val="center"/>
+          </w:tcPr>
+          <w:p>
+            <w:pPr>
+              <w:spacing w:after="0" w:line="252" w:lineRule="auto"/>
+            </w:pPr>
+            <w:r>
+              <w:rPr>
+                <w:rFonts w:ascii="Calibri" w:hAnsi="Calibri"/>
+                <w:i w:val="0"/>
+                <w:color w:val="141B2E"/>
+                <w:sz w:val="19"/>
+              </w:rPr>
+              <w:t>Paderborn Bearing Data Center</w:t>
+            </w:r>
+          </w:p>
+        </w:tc>
+        <w:tc>
+          <w:tcPr>
+            <w:tcW w:type="dxa" w:w="6048"/>
+            <w:shd w:val="clear" w:color="auto" w:fill="FFFFFF"/>
+            <w:tcMar>
+              <w:top w:w="60" w:type="dxa"/>
+              <w:bottom w:w="60" w:type="dxa"/>
+              <w:start w:w="110" w:type="dxa"/>
+              <w:end w:w="110" w:type="dxa"/>
+            </w:tcMar>
+            <w:vAlign w:val="center"/>
+          </w:tcPr>
+          <w:p>
+            <w:pPr>
+              <w:spacing w:after="0" w:line="252" w:lineRule="auto"/>
+            </w:pPr>
+            <w:r>
+              <w:rPr>
+                <w:rFonts w:ascii="Calibri" w:hAnsi="Calibri"/>
+                <w:i w:val="0"/>
+                <w:color w:val="141B2E"/>
+                <w:sz w:val="19"/>
+              </w:rPr>
+              <w:t>Labelled bearing-fault vibration data</w:t>
+            </w:r>
+          </w:p>
+        </w:tc>
+      </w:tr>
+      <w:tr>
+        <w:tc>
+          <w:tcPr>
+            <w:tcW w:type="dxa" w:w="3744"/>
+            <w:shd w:val="clear" w:color="auto" w:fill="F4F7FB"/>
+            <w:tcMar>
+              <w:top w:w="60" w:type="dxa"/>
+              <w:bottom w:w="60" w:type="dxa"/>
+              <w:start w:w="110" w:type="dxa"/>
+              <w:end w:w="110" w:type="dxa"/>
+            </w:tcMar>
+            <w:vAlign w:val="center"/>
+          </w:tcPr>
+          <w:p>
+            <w:pPr>
+              <w:spacing w:after="0" w:line="252" w:lineRule="auto"/>
+            </w:pPr>
+            <w:r>
+              <w:rPr>
+                <w:rFonts w:ascii="Calibri" w:hAnsi="Calibri"/>
+                <w:i w:val="0"/>
+                <w:color w:val="141B2E"/>
+                <w:sz w:val="19"/>
+              </w:rPr>
+              <w:t>FMI pump simulator</w:t>
+            </w:r>
+          </w:p>
+        </w:tc>
+        <w:tc>
+          <w:tcPr>
+            <w:tcW w:type="dxa" w:w="6048"/>
+            <w:shd w:val="clear" w:color="auto" w:fill="F4F7FB"/>
+            <w:tcMar>
+              <w:top w:w="60" w:type="dxa"/>
+              <w:bottom w:w="60" w:type="dxa"/>
+              <w:start w:w="110" w:type="dxa"/>
+              <w:end w:w="110" w:type="dxa"/>
+            </w:tcMar>
+            <w:vAlign w:val="center"/>
+          </w:tcPr>
+          <w:p>
+            <w:pPr>
+              <w:spacing w:after="0" w:line="252" w:lineRule="auto"/>
+            </w:pPr>
+            <w:r>
+              <w:rPr>
+                <w:rFonts w:ascii="Calibri" w:hAnsi="Calibri"/>
+                <w:i w:val="0"/>
+                <w:color w:val="141B2E"/>
+                <w:sz w:val="19"/>
+              </w:rPr>
+              <w:t>Bundled deterministic skid signals for repeatable evidence</w:t>
+            </w:r>
+          </w:p>
+        </w:tc>
+      </w:tr>
+      <w:tr>
+        <w:tc>
+          <w:tcPr>
+            <w:tcW w:type="dxa" w:w="3744"/>
+            <w:shd w:val="clear" w:color="auto" w:fill="FFFFFF"/>
+            <w:tcMar>
+              <w:top w:w="60" w:type="dxa"/>
+              <w:bottom w:w="60" w:type="dxa"/>
+              <w:start w:w="110" w:type="dxa"/>
+              <w:end w:w="110" w:type="dxa"/>
+            </w:tcMar>
+            <w:vAlign w:val="center"/>
+          </w:tcPr>
+          <w:p>
+            <w:pPr>
+              <w:spacing w:after="0" w:line="252" w:lineRule="auto"/>
+            </w:pPr>
+            <w:r>
+              <w:rPr>
+                <w:rFonts w:ascii="Calibri" w:hAnsi="Calibri"/>
+                <w:i w:val="0"/>
+                <w:color w:val="141B2E"/>
+                <w:sz w:val="19"/>
+              </w:rPr>
+              <w:t>Authorised site telemetry</w:t>
+            </w:r>
+          </w:p>
+        </w:tc>
+        <w:tc>
+          <w:tcPr>
+            <w:tcW w:type="dxa" w:w="6048"/>
+            <w:shd w:val="clear" w:color="auto" w:fill="FFFFFF"/>
+            <w:tcMar>
+              <w:top w:w="60" w:type="dxa"/>
+              <w:bottom w:w="60" w:type="dxa"/>
+              <w:start w:w="110" w:type="dxa"/>
+              <w:end w:w="110" w:type="dxa"/>
+            </w:tcMar>
+            <w:vAlign w:val="center"/>
+          </w:tcPr>
+          <w:p>
+            <w:pPr>
+              <w:spacing w:after="0" w:line="252" w:lineRule="auto"/>
+            </w:pPr>
+            <w:r>
+              <w:rPr>
+                <w:rFonts w:ascii="Calibri" w:hAnsi="Calibri"/>
+                <w:i w:val="0"/>
+                <w:color w:val="141B2E"/>
+                <w:sz w:val="19"/>
+              </w:rPr>
+              <w:t>Your own machines, once a data-handling review is in place</w:t>
+            </w:r>
+          </w:p>
+        </w:tc>
+      </w:tr>
+    </w:tbl>
+    <w:p>
+      <w:pPr>
+        <w:spacing w:after="0" w:before="0"/>
+      </w:pPr>
+      <w:r>
+        <w:rPr>
+          <w:sz w:val="12"/>
+        </w:rPr>
+      </w:r>
+    </w:p>
+    <w:p>
+      <w:pPr>
+        <w:spacing w:after="120"/>
+      </w:pPr>
+      <w:r>
+        <w:rPr>
+          <w:rFonts w:ascii="Calibri" w:hAnsi="Calibri"/>
+          <w:i w:val="0"/>
+          <w:color w:val="141B2E"/>
+          <w:sz w:val="21"/>
+        </w:rPr>
+        <w:t xml:space="preserve">The subsystem is </w:t>
+      </w:r>
+      <w:r>
+        <w:rPr>
+          <w:rFonts w:ascii="Calibri" w:hAnsi="Calibri"/>
+          <w:b/>
+          <w:i w:val="0"/>
+          <w:color w:val="141B2E"/>
+          <w:sz w:val="21"/>
+        </w:rPr>
+        <w:t>read-only / shadow / advisory</w:t>
+      </w:r>
+      <w:r>
+        <w:rPr>
+          <w:rFonts w:ascii="Calibri" w:hAnsi="Calibri"/>
+          <w:i w:val="0"/>
+          <w:color w:val="141B2E"/>
+          <w:sz w:val="21"/>
+        </w:rPr>
+        <w:t xml:space="preserve"> by construction: it emits a </w:t>
+      </w:r>
+      <w:r>
+        <w:rPr>
+          <w:rFonts w:ascii="Consolas" w:hAnsi="Consolas"/>
+          <w:color w:val="102A54"/>
+          <w:sz w:val="20"/>
+        </w:rPr>
+        <w:t>MachineHealthAdvisorySignal</w:t>
+      </w:r>
+      <w:r>
+        <w:rPr>
+          <w:rFonts w:ascii="Calibri" w:hAnsi="Calibri"/>
+          <w:i w:val="0"/>
+          <w:color w:val="141B2E"/>
+          <w:sz w:val="21"/>
+        </w:rPr>
+        <w:t xml:space="preserve"> (health score, per-fault probabilities, unknown-anomaly, domain-shift, uncertainty) and never writes an actuator command. The domain-shift and uncertainty outputs let it say "I am not sure" on an unfamiliar machine instead of over-claiming — which is what real condition-monitoring validation requires before any production reliance.</w:t>
+      </w:r>
+    </w:p>
+    <w:p>
+      <w:pPr>
+        <w:keepNext/>
         <w:spacing w:before="320" w:after="40"/>
         <w:pBdr>
           <w:bottom w:val="single" w:sz="10" w:space="4" w:color="0E7C86"/>
